--- a/dev/tests/out.docx
+++ b/dev/tests/out.docx
@@ -95,7 +95,7 @@
               <w:spacing w:after="120" w:before="0" w:line="320" w:lineRule="auto"/>
               <w:jc w:val="center"/>
             </w:pPr>
-            <w:bookmarkStart w:name="RMEDGEN2" w:id="1"/>
+            <w:bookmarkStart w:name="_Gs2" w:id="1"/>
             <w:bookmarkEnd w:id="1"/>
             <w:r>
               <w:rPr>
@@ -143,7 +143,7 @@
             <w:pPr>
               <w:spacing w:after="0" w:before="0" w:line="20" w:lineRule="exact"/>
             </w:pPr>
-            <w:bookmarkStart w:name="RMEDEND2" w:id="2"/>
+            <w:bookmarkStart w:name="_Ge2" w:id="2"/>
             <w:bookmarkEnd w:id="2"/>
           </w:p>
         </w:tc>
@@ -195,7 +195,7 @@
               <w:spacing w:after="0" w:before="200"/>
               <w:jc w:val="center"/>
             </w:pPr>
-            <w:bookmarkStart w:name="RMEDGEN1" w:id="3"/>
+            <w:bookmarkStart w:name="_Gs1" w:id="3"/>
             <w:bookmarkEnd w:id="3"/>
             <w:r>
               <w:rPr>
@@ -219,7 +219,7 @@
               </w:rPr>
               <w:t xml:space="preserve">1</w:t>
             </w:r>
-            <w:bookmarkStart w:name="RMEDEND1" w:id="4"/>
+            <w:bookmarkStart w:name="_Ge1" w:id="4"/>
             <w:bookmarkEnd w:id="4"/>
           </w:p>
         </w:tc>
@@ -256,7 +256,7 @@
         <w:spacing w:after="200" w:before="0" w:line="300" w:lineRule="auto"/>
         <w:jc w:val="center"/>
       </w:pPr>
-      <w:bookmarkStart w:name="RMEDGEN3" w:id="5"/>
+      <w:bookmarkStart w:name="_Gs3" w:id="5"/>
       <w:bookmarkEnd w:id="5"/>
       <w:r>
         <w:rPr>
@@ -545,7 +545,7 @@
       <w:pPr>
         <w:spacing w:after="0" w:before="0" w:line="20" w:lineRule="exact"/>
       </w:pPr>
-      <w:bookmarkStart w:name="RMEDEND3" w:id="6"/>
+      <w:bookmarkStart w:name="_Ge3" w:id="6"/>
       <w:bookmarkEnd w:id="6"/>
     </w:p>
     <w:p>
@@ -576,7 +576,7 @@
         <w:spacing w:after="200" w:before="0" w:line="320" w:lineRule="auto"/>
         <w:jc w:val="center"/>
       </w:pPr>
-      <w:bookmarkStart w:name="BODY_START" w:id="7"/>
+      <w:bookmarkStart w:name="_Body" w:id="7"/>
       <w:bookmarkEnd w:id="7"/>
       <w:r>
         <w:rPr>

--- a/dev/tests/out.docx
+++ b/dev/tests/out.docx
@@ -1611,6 +1611,7 @@
     </w:p>
     <w:p>
       <w:pPr>
+        <w:keepNext/>
         <w:bidi/>
         <w:spacing w:after="100" w:before="0" w:line="360" w:lineRule="auto"/>
         <w:jc w:val="both"/>
@@ -1705,6 +1706,7 @@
           </w:tcPr>
           <w:p>
             <w:pPr>
+              <w:keepNext/>
               <w:bidi/>
               <w:spacing w:after="40" w:before="0" w:line="360" w:lineRule="auto"/>
               <w:jc w:val="both"/>
@@ -1834,6 +1836,7 @@
           </w:tcPr>
           <w:p>
             <w:pPr>
+              <w:keepNext/>
               <w:bidi/>
               <w:spacing w:after="40" w:before="0" w:line="360" w:lineRule="auto"/>
               <w:jc w:val="both"/>
@@ -1999,6 +2002,7 @@
           </w:tcPr>
           <w:p>
             <w:pPr>
+              <w:keepNext/>
               <w:bidi/>
               <w:spacing w:after="40" w:before="0" w:line="360" w:lineRule="auto"/>
               <w:jc w:val="both"/>
@@ -2915,6 +2919,7 @@
     </w:p>
     <w:p>
       <w:pPr>
+        <w:keepNext/>
         <w:bidi/>
         <w:spacing w:after="100" w:before="0" w:line="360" w:lineRule="auto"/>
         <w:jc w:val="both"/>
@@ -3426,6 +3431,7 @@
     </w:p>
     <w:p>
       <w:pPr>
+        <w:keepNext/>
         <w:bidi/>
         <w:spacing w:after="100" w:before="0" w:line="360" w:lineRule="auto"/>
         <w:jc w:val="both"/>
@@ -3781,6 +3787,7 @@
     </w:p>
     <w:p>
       <w:pPr>
+        <w:keepNext/>
         <w:bidi/>
         <w:spacing w:after="100" w:before="0" w:line="360" w:lineRule="auto"/>
         <w:jc w:val="both"/>
@@ -3875,6 +3882,7 @@
           </w:tcPr>
           <w:p>
             <w:pPr>
+              <w:keepNext/>
               <w:bidi/>
               <w:spacing w:after="40" w:before="0" w:line="360" w:lineRule="auto"/>
               <w:jc w:val="both"/>
@@ -4236,6 +4244,7 @@
           </w:tcPr>
           <w:p>
             <w:pPr>
+              <w:keepNext/>
               <w:bidi/>
               <w:spacing w:after="40" w:before="0" w:line="360" w:lineRule="auto"/>
               <w:jc w:val="both"/>
@@ -4449,6 +4458,7 @@
           </w:tcPr>
           <w:p>
             <w:pPr>
+              <w:keepNext/>
               <w:bidi/>
               <w:spacing w:after="40" w:before="0" w:line="360" w:lineRule="auto"/>
               <w:jc w:val="both"/>
@@ -4640,6 +4650,7 @@
           </w:tcPr>
           <w:p>
             <w:pPr>
+              <w:keepNext/>
               <w:bidi/>
               <w:spacing w:after="40" w:before="0" w:line="360" w:lineRule="auto"/>
               <w:jc w:val="both"/>
@@ -5689,6 +5700,7 @@
     </w:p>
     <w:p>
       <w:pPr>
+        <w:keepNext/>
         <w:bidi/>
         <w:spacing w:after="100" w:before="0" w:line="360" w:lineRule="auto"/>
         <w:jc w:val="both"/>
@@ -6220,6 +6232,7 @@
     <w:p>
       <w:pPr>
         <w:pStyle w:val="ListParagraph"/>
+        <w:keepNext/>
         <w:numPr>
           <w:ilvl w:val="0"/>
           <w:numId w:val="2"/>
@@ -7409,6 +7422,7 @@
     <w:p>
       <w:pPr>
         <w:pStyle w:val="ListParagraph"/>
+        <w:keepNext/>
         <w:numPr>
           <w:ilvl w:val="0"/>
           <w:numId w:val="2"/>

--- a/dev/tests/out.docx
+++ b/dev/tests/out.docx
@@ -1013,6 +1013,7 @@
           </w:tcPr>
           <w:p>
             <w:pPr>
+              <w:keepNext/>
               <w:bidi/>
               <w:spacing w:after="0" w:before="0" w:line="276" w:lineRule="auto"/>
               <w:jc w:val="center"/>
@@ -1046,6 +1047,7 @@
           </w:tcPr>
           <w:p>
             <w:pPr>
+              <w:keepNext/>
               <w:bidi/>
               <w:spacing w:after="0" w:before="0" w:line="276" w:lineRule="auto"/>
               <w:jc w:val="center"/>
@@ -1092,6 +1094,7 @@
           </w:tcPr>
           <w:p>
             <w:pPr>
+              <w:keepNext/>
               <w:bidi/>
               <w:spacing w:after="0" w:before="0" w:line="276" w:lineRule="auto"/>
               <w:jc w:val="center"/>
@@ -1144,6 +1147,7 @@
           </w:tcPr>
           <w:p>
             <w:pPr>
+              <w:keepNext/>
               <w:bidi/>
               <w:spacing w:after="0" w:before="0" w:line="276" w:lineRule="auto"/>
             </w:pPr>
@@ -1176,6 +1180,7 @@
           </w:tcPr>
           <w:p>
             <w:pPr>
+              <w:keepNext/>
               <w:bidi/>
               <w:spacing w:after="0" w:before="0" w:line="276" w:lineRule="auto"/>
             </w:pPr>
@@ -1205,6 +1210,7 @@
           </w:tcPr>
           <w:p>
             <w:pPr>
+              <w:keepNext/>
               <w:bidi/>
               <w:spacing w:after="0" w:before="0" w:line="276" w:lineRule="auto"/>
             </w:pPr>
@@ -1240,6 +1246,7 @@
           </w:tcPr>
           <w:p>
             <w:pPr>
+              <w:keepNext/>
               <w:bidi/>
               <w:spacing w:after="0" w:before="0" w:line="276" w:lineRule="auto"/>
             </w:pPr>
@@ -1272,6 +1279,7 @@
           </w:tcPr>
           <w:p>
             <w:pPr>
+              <w:keepNext/>
               <w:bidi/>
               <w:spacing w:after="0" w:before="0" w:line="276" w:lineRule="auto"/>
             </w:pPr>
@@ -1314,6 +1322,7 @@
           </w:tcPr>
           <w:p>
             <w:pPr>
+              <w:keepNext/>
               <w:bidi/>
               <w:spacing w:after="0" w:before="0" w:line="276" w:lineRule="auto"/>
             </w:pPr>
@@ -2189,6 +2198,7 @@
           </w:tcPr>
           <w:p>
             <w:pPr>
+              <w:keepNext/>
               <w:bidi/>
               <w:spacing w:after="0" w:before="0" w:line="276" w:lineRule="auto"/>
               <w:jc w:val="center"/>
@@ -2222,6 +2232,7 @@
           </w:tcPr>
           <w:p>
             <w:pPr>
+              <w:keepNext/>
               <w:bidi/>
               <w:spacing w:after="0" w:before="0" w:line="276" w:lineRule="auto"/>
               <w:jc w:val="center"/>
@@ -2255,6 +2266,7 @@
           </w:tcPr>
           <w:p>
             <w:pPr>
+              <w:keepNext/>
               <w:bidi/>
               <w:spacing w:after="0" w:before="0" w:line="276" w:lineRule="auto"/>
               <w:jc w:val="center"/>
@@ -2288,6 +2300,7 @@
           </w:tcPr>
           <w:p>
             <w:pPr>
+              <w:keepNext/>
               <w:bidi/>
               <w:spacing w:after="0" w:before="0" w:line="276" w:lineRule="auto"/>
               <w:jc w:val="center"/>
@@ -2327,6 +2340,7 @@
           </w:tcPr>
           <w:p>
             <w:pPr>
+              <w:keepNext/>
               <w:bidi/>
               <w:spacing w:after="0" w:before="0" w:line="276" w:lineRule="auto"/>
             </w:pPr>
@@ -2359,6 +2373,7 @@
           </w:tcPr>
           <w:p>
             <w:pPr>
+              <w:keepNext/>
               <w:bidi/>
               <w:spacing w:after="0" w:before="0" w:line="276" w:lineRule="auto"/>
             </w:pPr>
@@ -2388,6 +2403,7 @@
           </w:tcPr>
           <w:p>
             <w:pPr>
+              <w:keepNext/>
               <w:bidi/>
               <w:spacing w:after="0" w:before="0" w:line="276" w:lineRule="auto"/>
             </w:pPr>
@@ -2417,6 +2433,7 @@
           </w:tcPr>
           <w:p>
             <w:pPr>
+              <w:keepNext/>
               <w:bidi/>
               <w:spacing w:after="0" w:before="0" w:line="276" w:lineRule="auto"/>
             </w:pPr>
@@ -2452,6 +2469,7 @@
           </w:tcPr>
           <w:p>
             <w:pPr>
+              <w:keepNext/>
               <w:bidi/>
               <w:spacing w:after="0" w:before="0" w:line="276" w:lineRule="auto"/>
             </w:pPr>
@@ -2484,6 +2502,7 @@
           </w:tcPr>
           <w:p>
             <w:pPr>
+              <w:keepNext/>
               <w:bidi/>
               <w:spacing w:after="0" w:before="0" w:line="276" w:lineRule="auto"/>
             </w:pPr>
@@ -2513,6 +2532,7 @@
           </w:tcPr>
           <w:p>
             <w:pPr>
+              <w:keepNext/>
               <w:bidi/>
               <w:spacing w:after="0" w:before="0" w:line="276" w:lineRule="auto"/>
             </w:pPr>
@@ -2565,6 +2585,7 @@
           </w:tcPr>
           <w:p>
             <w:pPr>
+              <w:keepNext/>
               <w:bidi/>
               <w:spacing w:after="0" w:before="0" w:line="276" w:lineRule="auto"/>
             </w:pPr>
@@ -4883,6 +4904,7 @@
           </w:tcPr>
           <w:p>
             <w:pPr>
+              <w:keepNext/>
               <w:bidi/>
               <w:spacing w:after="0" w:before="0" w:line="276" w:lineRule="auto"/>
               <w:jc w:val="center"/>
@@ -4916,6 +4938,7 @@
           </w:tcPr>
           <w:p>
             <w:pPr>
+              <w:keepNext/>
               <w:bidi/>
               <w:spacing w:after="0" w:before="0" w:line="276" w:lineRule="auto"/>
               <w:jc w:val="center"/>
@@ -4949,6 +4972,7 @@
           </w:tcPr>
           <w:p>
             <w:pPr>
+              <w:keepNext/>
               <w:bidi/>
               <w:spacing w:after="0" w:before="0" w:line="276" w:lineRule="auto"/>
               <w:jc w:val="center"/>
@@ -4982,6 +5006,7 @@
           </w:tcPr>
           <w:p>
             <w:pPr>
+              <w:keepNext/>
               <w:bidi/>
               <w:spacing w:after="0" w:before="0" w:line="276" w:lineRule="auto"/>
               <w:jc w:val="center"/>
@@ -5021,6 +5046,7 @@
           </w:tcPr>
           <w:p>
             <w:pPr>
+              <w:keepNext/>
               <w:bidi/>
               <w:spacing w:after="0" w:before="0" w:line="276" w:lineRule="auto"/>
             </w:pPr>
@@ -5066,6 +5092,7 @@
           </w:tcPr>
           <w:p>
             <w:pPr>
+              <w:keepNext/>
               <w:bidi/>
               <w:spacing w:after="0" w:before="0" w:line="276" w:lineRule="auto"/>
             </w:pPr>
@@ -5115,6 +5142,7 @@
           </w:tcPr>
           <w:p>
             <w:pPr>
+              <w:keepNext/>
               <w:bidi/>
               <w:spacing w:after="0" w:before="0" w:line="276" w:lineRule="auto"/>
             </w:pPr>
@@ -5157,6 +5185,7 @@
           </w:tcPr>
           <w:p>
             <w:pPr>
+              <w:keepNext/>
               <w:bidi/>
               <w:spacing w:after="0" w:before="0" w:line="276" w:lineRule="auto"/>
             </w:pPr>
@@ -5218,6 +5247,7 @@
           </w:tcPr>
           <w:p>
             <w:pPr>
+              <w:keepNext/>
               <w:bidi/>
               <w:spacing w:after="0" w:before="0" w:line="276" w:lineRule="auto"/>
             </w:pPr>
@@ -5263,6 +5293,7 @@
           </w:tcPr>
           <w:p>
             <w:pPr>
+              <w:keepNext/>
               <w:bidi/>
               <w:spacing w:after="0" w:before="0" w:line="276" w:lineRule="auto"/>
             </w:pPr>
@@ -5292,6 +5323,7 @@
           </w:tcPr>
           <w:p>
             <w:pPr>
+              <w:keepNext/>
               <w:bidi/>
               <w:spacing w:after="0" w:before="0" w:line="276" w:lineRule="auto"/>
               <w:jc w:val="start"/>
@@ -5325,6 +5357,7 @@
           </w:tcPr>
           <w:p>
             <w:pPr>
+              <w:keepNext/>
               <w:bidi/>
               <w:spacing w:after="0" w:before="0" w:line="276" w:lineRule="auto"/>
             </w:pPr>
@@ -5370,6 +5403,7 @@
           </w:tcPr>
           <w:p>
             <w:pPr>
+              <w:keepNext/>
               <w:bidi/>
               <w:spacing w:after="0" w:before="0" w:line="276" w:lineRule="auto"/>
             </w:pPr>
@@ -5415,6 +5449,7 @@
           </w:tcPr>
           <w:p>
             <w:pPr>
+              <w:keepNext/>
               <w:bidi/>
               <w:spacing w:after="0" w:before="0" w:line="276" w:lineRule="auto"/>
             </w:pPr>
@@ -5444,6 +5479,7 @@
           </w:tcPr>
           <w:p>
             <w:pPr>
+              <w:keepNext/>
               <w:bidi/>
               <w:spacing w:after="0" w:before="0" w:line="276" w:lineRule="auto"/>
               <w:jc w:val="start"/>
@@ -5477,6 +5513,7 @@
           </w:tcPr>
           <w:p>
             <w:pPr>
+              <w:keepNext/>
               <w:bidi/>
               <w:spacing w:after="0" w:before="0" w:line="276" w:lineRule="auto"/>
             </w:pPr>
@@ -6525,6 +6562,7 @@
           </w:tcPr>
           <w:p>
             <w:pPr>
+              <w:keepNext/>
               <w:bidi/>
               <w:spacing w:after="0" w:before="0" w:line="276" w:lineRule="auto"/>
               <w:jc w:val="center"/>
@@ -6558,6 +6596,7 @@
           </w:tcPr>
           <w:p>
             <w:pPr>
+              <w:keepNext/>
               <w:bidi/>
               <w:spacing w:after="0" w:before="0" w:line="276" w:lineRule="auto"/>
               <w:jc w:val="center"/>
@@ -6591,6 +6630,7 @@
           </w:tcPr>
           <w:p>
             <w:pPr>
+              <w:keepNext/>
               <w:bidi/>
               <w:spacing w:after="0" w:before="0" w:line="276" w:lineRule="auto"/>
               <w:jc w:val="center"/>
@@ -6630,6 +6670,7 @@
           </w:tcPr>
           <w:p>
             <w:pPr>
+              <w:keepNext/>
               <w:bidi/>
               <w:spacing w:after="0" w:before="0" w:line="276" w:lineRule="auto"/>
             </w:pPr>
@@ -6675,6 +6716,7 @@
           </w:tcPr>
           <w:p>
             <w:pPr>
+              <w:keepNext/>
               <w:bidi/>
               <w:spacing w:after="0" w:before="0" w:line="276" w:lineRule="auto"/>
             </w:pPr>
@@ -6704,6 +6746,7 @@
           </w:tcPr>
           <w:p>
             <w:pPr>
+              <w:keepNext/>
               <w:bidi/>
               <w:spacing w:after="0" w:before="0" w:line="276" w:lineRule="auto"/>
             </w:pPr>
@@ -6762,6 +6805,7 @@
           </w:tcPr>
           <w:p>
             <w:pPr>
+              <w:keepNext/>
               <w:bidi/>
               <w:spacing w:after="0" w:before="0" w:line="276" w:lineRule="auto"/>
             </w:pPr>
@@ -6794,6 +6838,7 @@
           </w:tcPr>
           <w:p>
             <w:pPr>
+              <w:keepNext/>
               <w:bidi/>
               <w:spacing w:after="0" w:before="0" w:line="276" w:lineRule="auto"/>
             </w:pPr>
@@ -6823,6 +6868,7 @@
           </w:tcPr>
           <w:p>
             <w:pPr>
+              <w:keepNext/>
               <w:bidi/>
               <w:spacing w:after="0" w:before="0" w:line="276" w:lineRule="auto"/>
             </w:pPr>
@@ -7525,6 +7571,7 @@
           </w:tcPr>
           <w:p>
             <w:pPr>
+              <w:keepNext/>
               <w:bidi/>
               <w:spacing w:after="40" w:before="0" w:line="360" w:lineRule="auto"/>
               <w:jc w:val="both"/>
@@ -7642,6 +7689,7 @@
           </w:tcPr>
           <w:p>
             <w:pPr>
+              <w:keepNext/>
               <w:bidi/>
               <w:spacing w:after="40" w:before="0" w:line="360" w:lineRule="auto"/>
               <w:jc w:val="both"/>
@@ -8290,6 +8338,7 @@
           </w:tcPr>
           <w:p>
             <w:pPr>
+              <w:keepNext/>
               <w:bidi/>
               <w:spacing w:after="0" w:before="0" w:line="276" w:lineRule="auto"/>
               <w:jc w:val="center"/>
@@ -8323,6 +8372,7 @@
           </w:tcPr>
           <w:p>
             <w:pPr>
+              <w:keepNext/>
               <w:bidi/>
               <w:spacing w:after="0" w:before="0" w:line="276" w:lineRule="auto"/>
               <w:jc w:val="center"/>
@@ -8356,6 +8406,7 @@
           </w:tcPr>
           <w:p>
             <w:pPr>
+              <w:keepNext/>
               <w:bidi/>
               <w:spacing w:after="0" w:before="0" w:line="276" w:lineRule="auto"/>
               <w:jc w:val="center"/>
@@ -8389,6 +8440,7 @@
           </w:tcPr>
           <w:p>
             <w:pPr>
+              <w:keepNext/>
               <w:bidi/>
               <w:spacing w:after="0" w:before="0" w:line="276" w:lineRule="auto"/>
               <w:jc w:val="center"/>
@@ -8428,6 +8480,7 @@
           </w:tcPr>
           <w:p>
             <w:pPr>
+              <w:keepNext/>
               <w:bidi/>
               <w:spacing w:after="0" w:before="0" w:line="276" w:lineRule="auto"/>
             </w:pPr>
@@ -8473,6 +8526,7 @@
           </w:tcPr>
           <w:p>
             <w:pPr>
+              <w:keepNext/>
               <w:bidi/>
               <w:spacing w:after="0" w:before="0" w:line="276" w:lineRule="auto"/>
             </w:pPr>
@@ -8522,6 +8576,7 @@
           </w:tcPr>
           <w:p>
             <w:pPr>
+              <w:keepNext/>
               <w:bidi/>
               <w:spacing w:after="0" w:before="0" w:line="276" w:lineRule="auto"/>
             </w:pPr>
@@ -8564,6 +8619,7 @@
           </w:tcPr>
           <w:p>
             <w:pPr>
+              <w:keepNext/>
               <w:bidi/>
               <w:spacing w:after="0" w:before="0" w:line="276" w:lineRule="auto"/>
             </w:pPr>
@@ -8612,6 +8668,7 @@
           </w:tcPr>
           <w:p>
             <w:pPr>
+              <w:keepNext/>
               <w:bidi/>
               <w:spacing w:after="0" w:before="0" w:line="276" w:lineRule="auto"/>
             </w:pPr>
@@ -8657,6 +8714,7 @@
           </w:tcPr>
           <w:p>
             <w:pPr>
+              <w:keepNext/>
               <w:bidi/>
               <w:spacing w:after="0" w:before="0" w:line="276" w:lineRule="auto"/>
             </w:pPr>
@@ -8686,6 +8744,7 @@
           </w:tcPr>
           <w:p>
             <w:pPr>
+              <w:keepNext/>
               <w:bidi/>
               <w:spacing w:after="0" w:before="0" w:line="276" w:lineRule="auto"/>
             </w:pPr>
@@ -8731,6 +8790,7 @@
           </w:tcPr>
           <w:p>
             <w:pPr>
+              <w:keepNext/>
               <w:bidi/>
               <w:spacing w:after="0" w:before="0" w:line="276" w:lineRule="auto"/>
             </w:pPr>
